--- a/DB/DB10_02-2_MotivationDBEntwurf_AB.docx
+++ b/DB/DB10_02-2_MotivationDBEntwurf_AB.docx
@@ -1029,6 +1029,12 @@
             </w:r>
             <w:r>
               <w:t xml:space="preserve"> Daten von Uwe </w:t>
+            </w:r>
+            <w:r>
+              <w:t xml:space="preserve">(Uwe, Ernst, Weg 1, 51111, Köln, </w:t>
+            </w:r>
+            <w:r>
+              <w:t>98765, 05.06.1996)</w:t>
             </w:r>
           </w:p>
         </w:tc>
@@ -2052,10 +2058,26 @@
         <w:t>2. Zu welchen Komplikationen kann es bei der Verwendung dieser Tabelle kommen?</w:t>
       </w:r>
     </w:p>
+    <w:p>
+      <w:r>
+        <w:t xml:space="preserve">Durch unterschiedliche Namensreihenfolge wird der Vorgesetzte als zwei verschiedene Personen gesehen </w:t>
+      </w:r>
+    </w:p>
     <w:p/>
     <w:p>
       <w:r>
         <w:t>3. Wie muss die Tabelle verändert werden, um diese Komplikationen zu vermeiden?</w:t>
+      </w:r>
+    </w:p>
+    <w:p>
+      <w:r>
+        <w:t>Namen, Adresse, Vorgesetzter aufteilen; Geb. Datum statt Alter</w:t>
+      </w:r>
+      <w:r>
+        <w:t xml:space="preserve">; </w:t>
+      </w:r>
+      <w:r>
+        <w:t>Mitarbeiter-ID als Primär-Schlüssel</w:t>
       </w:r>
     </w:p>
     <w:p>
@@ -2149,8 +2171,6 @@
       <w:r>
         <w:t xml:space="preserve">Starte die Dienste Apache und MySQL </w:t>
       </w:r>
-      <w:bookmarkStart w:id="0" w:name="_GoBack"/>
-      <w:bookmarkEnd w:id="0"/>
     </w:p>
     <w:p>
       <w:pPr>
@@ -2674,14 +2694,12 @@
                 <w:u w:val="single"/>
               </w:rPr>
             </w:pPr>
-            <w:proofErr w:type="spellStart"/>
             <w:r>
               <w:rPr>
                 <w:u w:val="single"/>
               </w:rPr>
               <w:t>ID_Schüler</w:t>
             </w:r>
-            <w:proofErr w:type="spellEnd"/>
           </w:p>
         </w:tc>
         <w:tc>
@@ -2927,11 +2945,9 @@
             <w:shd w:val="clear" w:color="auto" w:fill="FDE9D9" w:themeFill="accent6" w:themeFillTint="33"/>
           </w:tcPr>
           <w:p>
-            <w:proofErr w:type="spellStart"/>
             <w:r>
               <w:t>Kurp</w:t>
             </w:r>
-            <w:proofErr w:type="spellEnd"/>
           </w:p>
         </w:tc>
         <w:tc>
@@ -2997,11 +3013,9 @@
             <w:shd w:val="clear" w:color="auto" w:fill="FDE9D9" w:themeFill="accent6" w:themeFillTint="33"/>
           </w:tcPr>
           <w:p>
-            <w:proofErr w:type="spellStart"/>
             <w:r>
               <w:t>Kurp</w:t>
             </w:r>
-            <w:proofErr w:type="spellEnd"/>
           </w:p>
         </w:tc>
         <w:tc>
@@ -3076,19 +3090,14 @@
               <w:t>Merkmale</w:t>
             </w:r>
             <w:r>
-              <w:t xml:space="preserve"> Nachname und Vorname </w:t>
-            </w:r>
-            <w:r>
-              <w:t>sind</w:t>
-            </w:r>
-            <w:r>
-              <w:t xml:space="preserve">                                                                                   </w:t>
-            </w:r>
-            <w:proofErr w:type="gramStart"/>
-            <w:r>
-              <w:t xml:space="preserve">  !</w:t>
-            </w:r>
-            <w:proofErr w:type="gramEnd"/>
+              <w:t xml:space="preserve"> Nachname und Vorname</w:t>
+            </w:r>
+            <w:r>
+              <w:t xml:space="preserve"> sind bereits in Nutzung</w:t>
+            </w:r>
+            <w:r>
+              <w:t>!</w:t>
+            </w:r>
           </w:p>
         </w:tc>
       </w:tr>
@@ -3110,7 +3119,10 @@
               </w:numPr>
             </w:pPr>
             <w:r>
-              <w:t xml:space="preserve">                                                                 bei Lehrern.</w:t>
+              <w:t xml:space="preserve">Redundanz </w:t>
+            </w:r>
+            <w:r>
+              <w:t>bei Lehrern.</w:t>
             </w:r>
           </w:p>
         </w:tc>
@@ -3132,15 +3144,7 @@
         <w:t>Lösung</w:t>
       </w:r>
       <w:r>
-        <w:t xml:space="preserve">: Den Merkmalen der Lehrkräfte wird zur Unterscheidung ein L vorangestellt und sie bekommen eine </w:t>
-      </w:r>
-      <w:proofErr w:type="spellStart"/>
-      <w:r>
-        <w:t>ID_Lehrer</w:t>
-      </w:r>
-      <w:proofErr w:type="spellEnd"/>
-      <w:r>
-        <w:t xml:space="preserve"> zur eindeutigen Unterscheidung der Lehrer.</w:t>
+        <w:t>: Den Merkmalen der Lehrkräfte wird zur Unterscheidung ein L vorangestellt und sie bekommen eine ID_Lehrer zur eindeutigen Unterscheidung der Lehrer.</w:t>
       </w:r>
     </w:p>
     <w:p>
@@ -3195,14 +3199,12 @@
                 <w:u w:val="single"/>
               </w:rPr>
             </w:pPr>
-            <w:proofErr w:type="spellStart"/>
             <w:r>
               <w:rPr>
                 <w:u w:val="single"/>
               </w:rPr>
               <w:t>ID_Schüler</w:t>
             </w:r>
-            <w:proofErr w:type="spellEnd"/>
           </w:p>
         </w:tc>
         <w:tc>
@@ -3243,7 +3245,19 @@
             <w:tcW w:w="712" w:type="pct"/>
             <w:shd w:val="clear" w:color="auto" w:fill="F79646" w:themeFill="accent6"/>
           </w:tcPr>
-          <w:p/>
+          <w:p>
+            <w:pPr>
+              <w:rPr>
+                <w:u w:val="single"/>
+              </w:rPr>
+            </w:pPr>
+            <w:r>
+              <w:rPr>
+                <w:u w:val="single"/>
+              </w:rPr>
+              <w:t>ID_Lehrer</w:t>
+            </w:r>
+          </w:p>
         </w:tc>
         <w:tc>
           <w:tcPr>
@@ -3488,11 +3502,9 @@
             <w:shd w:val="clear" w:color="auto" w:fill="FDE9D9" w:themeFill="accent6" w:themeFillTint="33"/>
           </w:tcPr>
           <w:p>
-            <w:proofErr w:type="spellStart"/>
             <w:r>
               <w:t>Kurp</w:t>
             </w:r>
-            <w:proofErr w:type="spellEnd"/>
           </w:p>
         </w:tc>
         <w:tc>
@@ -3569,11 +3581,9 @@
             <w:shd w:val="clear" w:color="auto" w:fill="FDE9D9" w:themeFill="accent6" w:themeFillTint="33"/>
           </w:tcPr>
           <w:p>
-            <w:proofErr w:type="spellStart"/>
             <w:r>
               <w:t>Kurp</w:t>
             </w:r>
-            <w:proofErr w:type="spellEnd"/>
           </w:p>
         </w:tc>
         <w:tc>
@@ -3642,21 +3652,14 @@
               </w:numPr>
             </w:pPr>
             <w:r>
-              <w:t xml:space="preserve">Die Wiederholung der Namen Willi Moll und </w:t>
-            </w:r>
-            <w:proofErr w:type="spellStart"/>
-            <w:r>
-              <w:t>Kurp</w:t>
-            </w:r>
-            <w:proofErr w:type="spellEnd"/>
-            <w:r>
-              <w:t xml:space="preserve"> August ist eine                                    </w:t>
-            </w:r>
-            <w:proofErr w:type="gramStart"/>
-            <w:r>
-              <w:t xml:space="preserve">  .</w:t>
-            </w:r>
-            <w:proofErr w:type="gramEnd"/>
+              <w:t xml:space="preserve">Die Wiederholung der Namen Willi Moll und Kurp August ist eine </w:t>
+            </w:r>
+            <w:r>
+              <w:t>Redundanz</w:t>
+            </w:r>
+            <w:r>
+              <w:t>.</w:t>
+            </w:r>
           </w:p>
         </w:tc>
       </w:tr>
@@ -3675,7 +3678,13 @@
               <w:ind w:left="720"/>
             </w:pPr>
             <w:r>
-              <w:t>Er wird über die                                          eindeutig identifiziert.</w:t>
+              <w:t>Er wird über die</w:t>
+            </w:r>
+            <w:r>
+              <w:t xml:space="preserve"> ID_Lehrer </w:t>
+            </w:r>
+            <w:r>
+              <w:t>eindeutig identifiziert.</w:t>
             </w:r>
           </w:p>
         </w:tc>
@@ -3719,7 +3728,12 @@
             </w:pPr>
             <w:r>
               <w:tab/>
-              <w:t xml:space="preserve">                                geschrieben werden </w:t>
+            </w:r>
+            <w:r>
+              <w:t xml:space="preserve">falsch </w:t>
+            </w:r>
+            <w:r>
+              <w:t xml:space="preserve">geschrieben werden </w:t>
             </w:r>
             <w:r>
               <w:sym w:font="Wingdings" w:char="F0E0"/>
@@ -3753,7 +3767,16 @@
               </w:numPr>
             </w:pPr>
             <w:r>
-              <w:t xml:space="preserve">Ein neuer Lehrer kann erst                                 werden, wenn es auch einen </w:t>
+              <w:t>Ein neuer Lehrer kann erst</w:t>
+            </w:r>
+            <w:r>
+              <w:t xml:space="preserve"> hinzugefügt </w:t>
+            </w:r>
+            <w:r>
+              <w:t xml:space="preserve">werden, wenn es auch einen </w:t>
+            </w:r>
+            <w:r>
+              <w:t>assoziierten</w:t>
             </w:r>
           </w:p>
         </w:tc>
@@ -3775,6 +3798,9 @@
             <w:r>
               <w:tab/>
               <w:t>Schüler gibt der ihn als Klassenlehrer hat</w:t>
+            </w:r>
+            <w:r>
+              <w:t>.</w:t>
             </w:r>
           </w:p>
         </w:tc>
@@ -3800,10 +3826,7 @@
               <w:t xml:space="preserve">Wenn Schüler </w:t>
             </w:r>
             <w:r>
-              <w:rPr>
-                <w:b/>
-              </w:rPr>
-              <w:t xml:space="preserve">                                         </w:t>
+              <w:t>entfernt</w:t>
             </w:r>
             <w:r>
               <w:t xml:space="preserve"> werden, kann auch die Information über den </w:t>
@@ -3827,7 +3850,13 @@
             </w:pPr>
             <w:r>
               <w:tab/>
-              <w:t>Klassenlehrer                               gehen.</w:t>
+              <w:t xml:space="preserve">Klassenlehrer </w:t>
+            </w:r>
+            <w:r>
+              <w:t>verloren</w:t>
+            </w:r>
+            <w:r>
+              <w:t xml:space="preserve"> gehen.</w:t>
             </w:r>
           </w:p>
         </w:tc>
@@ -3850,13 +3879,10 @@
               </w:numPr>
             </w:pPr>
             <w:r>
-              <w:rPr>
-                <w:b/>
-              </w:rPr>
-              <w:t xml:space="preserve">                              </w:t>
-            </w:r>
-            <w:r>
-              <w:t xml:space="preserve"> sich im Namen eines Lehrers etwas, muss dies an allen </w:t>
+              <w:t xml:space="preserve">Ändert </w:t>
+            </w:r>
+            <w:r>
+              <w:t xml:space="preserve">sich im Namen eines Lehrers etwas, muss dies an allen </w:t>
             </w:r>
           </w:p>
         </w:tc>
@@ -3877,7 +3903,16 @@
             </w:pPr>
             <w:r>
               <w:tab/>
-              <w:t xml:space="preserve">möglichen Stellen                                          werden. </w:t>
+              <w:t xml:space="preserve">möglichen Stellen </w:t>
+            </w:r>
+            <w:r>
+              <w:t>geändert</w:t>
+            </w:r>
+            <w:r>
+              <w:t xml:space="preserve"> </w:t>
+            </w:r>
+            <w:r>
+              <w:t xml:space="preserve">werden. </w:t>
             </w:r>
           </w:p>
         </w:tc>
@@ -3944,7 +3979,8 @@
           <w:p>
             <w:pPr>
               <w:rPr>
-                <w:rStyle w:val="Fett"/>
+                <w:b/>
+                <w:bCs/>
               </w:rPr>
             </w:pPr>
             <w:r>
@@ -3953,10 +3989,13 @@
               </w:rPr>
               <w:t>Redundanz</w:t>
             </w:r>
-          </w:p>
-          <w:p>
-            <w:r>
-              <w:lastRenderedPageBreak/>
+            <w:r>
+              <w:rPr>
+                <w:rStyle w:val="Fett"/>
+              </w:rPr>
+              <w:t xml:space="preserve">: </w:t>
+            </w:r>
+            <w:r>
               <w:t>Eine Wiederholung von Daten ohne tatsächlichen Informationsgewinn.</w:t>
             </w:r>
           </w:p>
@@ -4205,7 +4244,10 @@
               <w:t>Die Schüler- und Lehrerdaten we</w:t>
             </w:r>
             <w:r>
-              <w:t xml:space="preserve">rden in zwei                                                         </w:t>
+              <w:t xml:space="preserve">rden in zwei </w:t>
+            </w:r>
+            <w:r>
+              <w:t>Tabellen</w:t>
             </w:r>
             <w:r>
               <w:t xml:space="preserve"> gehalten.</w:t>
@@ -4255,7 +4297,10 @@
               <w:t>Schüler</w:t>
             </w:r>
             <w:r>
-              <w:t xml:space="preserve"> wird über einen                                               </w:t>
+              <w:t xml:space="preserve"> wird über einen </w:t>
+            </w:r>
+            <w:r>
+              <w:t>Fremdschlüssel</w:t>
             </w:r>
             <w:r>
               <w:t xml:space="preserve"> realisiert.</w:t>
@@ -4310,14 +4355,12 @@
                 <w:u w:val="single"/>
               </w:rPr>
             </w:pPr>
-            <w:proofErr w:type="spellStart"/>
             <w:r>
               <w:rPr>
                 <w:u w:val="single"/>
               </w:rPr>
               <w:t>ID_Lehrer</w:t>
             </w:r>
-            <w:proofErr w:type="spellEnd"/>
           </w:p>
         </w:tc>
         <w:tc>
@@ -4326,11 +4369,9 @@
             <w:shd w:val="clear" w:color="auto" w:fill="F79646" w:themeFill="accent6"/>
           </w:tcPr>
           <w:p>
-            <w:proofErr w:type="spellStart"/>
             <w:r>
               <w:t>L_Nachname</w:t>
             </w:r>
-            <w:proofErr w:type="spellEnd"/>
           </w:p>
         </w:tc>
         <w:tc>
@@ -4339,11 +4380,9 @@
             <w:shd w:val="clear" w:color="auto" w:fill="F79646" w:themeFill="accent6"/>
           </w:tcPr>
           <w:p>
-            <w:proofErr w:type="spellStart"/>
             <w:r>
               <w:t>L_Vorname</w:t>
             </w:r>
-            <w:proofErr w:type="spellEnd"/>
           </w:p>
         </w:tc>
       </w:tr>
@@ -4400,11 +4439,9 @@
             <w:shd w:val="clear" w:color="auto" w:fill="FDE9D9" w:themeFill="accent6" w:themeFillTint="33"/>
           </w:tcPr>
           <w:p>
-            <w:proofErr w:type="spellStart"/>
             <w:r>
               <w:t>Kurp</w:t>
             </w:r>
-            <w:proofErr w:type="spellEnd"/>
           </w:p>
         </w:tc>
         <w:tc>
@@ -4468,14 +4505,12 @@
                 <w:u w:val="single"/>
               </w:rPr>
             </w:pPr>
-            <w:proofErr w:type="spellStart"/>
             <w:r>
               <w:rPr>
                 <w:u w:val="single"/>
               </w:rPr>
               <w:t>ID_Schüler</w:t>
             </w:r>
-            <w:proofErr w:type="spellEnd"/>
           </w:p>
         </w:tc>
         <w:tc>
@@ -4519,17 +4554,15 @@
           <w:p>
             <w:pPr>
               <w:rPr>
-                <w:u w:val="dash"/>
+                <w:u w:val="single"/>
               </w:rPr>
             </w:pPr>
-            <w:proofErr w:type="spellStart"/>
             <w:r>
               <w:rPr>
-                <w:u w:val="dash"/>
+                <w:u w:val="single"/>
               </w:rPr>
               <w:t>ID_Klassleiter</w:t>
             </w:r>
-            <w:proofErr w:type="spellEnd"/>
           </w:p>
         </w:tc>
       </w:tr>
@@ -4985,14 +5018,12 @@
                 <w:u w:val="single"/>
               </w:rPr>
             </w:pPr>
-            <w:proofErr w:type="spellStart"/>
             <w:r>
               <w:rPr>
                 <w:u w:val="single"/>
               </w:rPr>
               <w:t>ID_Lehrer</w:t>
             </w:r>
-            <w:proofErr w:type="spellEnd"/>
           </w:p>
         </w:tc>
         <w:tc>
@@ -5001,11 +5032,9 @@
             <w:shd w:val="clear" w:color="auto" w:fill="FFFF00"/>
           </w:tcPr>
           <w:p>
-            <w:proofErr w:type="spellStart"/>
             <w:r>
               <w:t>L_Nachname</w:t>
             </w:r>
-            <w:proofErr w:type="spellEnd"/>
           </w:p>
         </w:tc>
         <w:tc>
@@ -5014,11 +5043,9 @@
             <w:shd w:val="clear" w:color="auto" w:fill="FFFF00"/>
           </w:tcPr>
           <w:p>
-            <w:proofErr w:type="spellStart"/>
             <w:r>
               <w:t>L_Vorname</w:t>
             </w:r>
-            <w:proofErr w:type="spellEnd"/>
           </w:p>
         </w:tc>
         <w:tc>
@@ -5102,11 +5129,9 @@
             <w:shd w:val="clear" w:color="auto" w:fill="FFFFCC"/>
           </w:tcPr>
           <w:p>
-            <w:proofErr w:type="spellStart"/>
             <w:r>
               <w:t>Kurp</w:t>
             </w:r>
-            <w:proofErr w:type="spellEnd"/>
           </w:p>
         </w:tc>
         <w:tc>
@@ -5435,14 +5460,12 @@
                 <w:u w:val="single"/>
               </w:rPr>
             </w:pPr>
-            <w:proofErr w:type="spellStart"/>
             <w:r>
               <w:rPr>
                 <w:u w:val="single"/>
               </w:rPr>
               <w:t>ID_Lehrer</w:t>
             </w:r>
-            <w:proofErr w:type="spellEnd"/>
           </w:p>
         </w:tc>
         <w:tc>
@@ -5451,11 +5474,9 @@
             <w:shd w:val="clear" w:color="auto" w:fill="FFFF66"/>
           </w:tcPr>
           <w:p>
-            <w:proofErr w:type="spellStart"/>
             <w:r>
               <w:t>L_Nachname</w:t>
             </w:r>
-            <w:proofErr w:type="spellEnd"/>
           </w:p>
         </w:tc>
         <w:tc>
@@ -5464,11 +5485,9 @@
             <w:shd w:val="clear" w:color="auto" w:fill="FFFF66"/>
           </w:tcPr>
           <w:p>
-            <w:proofErr w:type="spellStart"/>
             <w:r>
               <w:t>L_Vorname</w:t>
             </w:r>
-            <w:proofErr w:type="spellEnd"/>
           </w:p>
         </w:tc>
         <w:tc>
@@ -5615,11 +5634,9 @@
             <w:shd w:val="clear" w:color="auto" w:fill="FFFFCC"/>
           </w:tcPr>
           <w:p>
-            <w:proofErr w:type="spellStart"/>
             <w:r>
               <w:t>Kurp</w:t>
             </w:r>
-            <w:proofErr w:type="spellEnd"/>
           </w:p>
         </w:tc>
         <w:tc>
@@ -5935,7 +5952,12 @@
         <w:t>'Klasse'</w:t>
       </w:r>
       <w:r>
-        <w:t xml:space="preserve"> soll ebenfalls in die Datenbank aufgenommen werden. </w:t>
+        <w:t xml:space="preserve"> soll ebenfalls in die Datenbank aufgenommen werd</w:t>
+      </w:r>
+      <w:bookmarkStart w:id="0" w:name="_GoBack"/>
+      <w:bookmarkEnd w:id="0"/>
+      <w:r>
+        <w:t xml:space="preserve">en. </w:t>
       </w:r>
     </w:p>
     <w:p/>
@@ -6007,14 +6029,12 @@
                 <w:u w:val="single"/>
               </w:rPr>
             </w:pPr>
-            <w:proofErr w:type="spellStart"/>
             <w:r>
               <w:rPr>
                 <w:u w:val="single"/>
               </w:rPr>
               <w:t>ID_Schüler</w:t>
             </w:r>
-            <w:proofErr w:type="spellEnd"/>
           </w:p>
         </w:tc>
         <w:tc>
@@ -6061,14 +6081,12 @@
                 <w:u w:val="dash"/>
               </w:rPr>
             </w:pPr>
-            <w:proofErr w:type="spellStart"/>
             <w:r>
               <w:rPr>
                 <w:u w:val="dash"/>
               </w:rPr>
               <w:t>ID_Klassleiter</w:t>
             </w:r>
-            <w:proofErr w:type="spellEnd"/>
           </w:p>
         </w:tc>
         <w:tc>
@@ -6494,15 +6512,7 @@
         <w:t>:</w:t>
       </w:r>
       <w:r>
-        <w:t xml:space="preserve"> Eintrag des Fremdschlüssels </w:t>
-      </w:r>
-      <w:proofErr w:type="spellStart"/>
-      <w:r>
-        <w:t>ID_Schüler</w:t>
-      </w:r>
-      <w:proofErr w:type="spellEnd"/>
-      <w:r>
-        <w:t xml:space="preserve"> in die Klassentabelle</w:t>
+        <w:t xml:space="preserve"> Eintrag des Fremdschlüssels ID_Schüler in die Klassentabelle</w:t>
       </w:r>
     </w:p>
     <w:tbl>
@@ -6596,14 +6606,12 @@
                 <w:u w:val="dash"/>
               </w:rPr>
             </w:pPr>
-            <w:proofErr w:type="spellStart"/>
             <w:r>
               <w:rPr>
                 <w:u w:val="dash"/>
               </w:rPr>
               <w:t>ID_Schüler</w:t>
             </w:r>
-            <w:proofErr w:type="spellEnd"/>
           </w:p>
         </w:tc>
       </w:tr>
@@ -6920,11 +6928,9 @@
             <w:shd w:val="clear" w:color="auto" w:fill="FFFF66"/>
           </w:tcPr>
           <w:p>
-            <w:proofErr w:type="spellStart"/>
             <w:r>
               <w:t>ID_Schüler</w:t>
             </w:r>
-            <w:proofErr w:type="spellEnd"/>
           </w:p>
         </w:tc>
       </w:tr>
@@ -11432,6 +11438,7 @@
     <w:lsdException w:name="HTML Sample" w:semiHidden="1" w:unhideWhenUsed="1"/>
     <w:lsdException w:name="HTML Typewriter" w:semiHidden="1" w:unhideWhenUsed="1"/>
     <w:lsdException w:name="HTML Variable" w:semiHidden="1" w:unhideWhenUsed="1"/>
+    <w:lsdException w:name="Normal Table" w:semiHidden="1" w:unhideWhenUsed="1"/>
     <w:lsdException w:name="annotation subject" w:semiHidden="1" w:unhideWhenUsed="1"/>
     <w:lsdException w:name="No List" w:semiHidden="1" w:unhideWhenUsed="1"/>
     <w:lsdException w:name="Outline List 1" w:semiHidden="1" w:unhideWhenUsed="1"/>
@@ -11475,8 +11482,10 @@
     <w:lsdException w:name="Table Elegant" w:semiHidden="1" w:unhideWhenUsed="1"/>
     <w:lsdException w:name="Table Professional" w:semiHidden="1" w:unhideWhenUsed="1"/>
     <w:lsdException w:name="Table Subtle 1" w:semiHidden="1" w:unhideWhenUsed="1"/>
+    <w:lsdException w:name="Table Subtle 2" w:semiHidden="1" w:unhideWhenUsed="1"/>
     <w:lsdException w:name="Table Web 1" w:semiHidden="1" w:unhideWhenUsed="1"/>
     <w:lsdException w:name="Table Web 2" w:semiHidden="1" w:unhideWhenUsed="1"/>
+    <w:lsdException w:name="Table Web 3" w:semiHidden="1" w:unhideWhenUsed="1"/>
     <w:lsdException w:name="Balloon Text" w:semiHidden="1" w:unhideWhenUsed="1"/>
     <w:lsdException w:name="Table Grid" w:uiPriority="59"/>
     <w:lsdException w:name="Table Theme" w:semiHidden="1" w:unhideWhenUsed="1"/>
@@ -12888,12 +12897,11 @@
 </file>
 
 <file path=customXml/item1.xml><?xml version="1.0" encoding="utf-8"?>
-<?mso-contentType ?>
-<FormTemplates xmlns="http://schemas.microsoft.com/sharepoint/v3/contenttype/forms">
-  <Display>DocumentLibraryForm</Display>
-  <Edit>DocumentLibraryForm</Edit>
-  <New>DocumentLibraryForm</New>
-</FormTemplates>
+<p:properties xmlns:p="http://schemas.microsoft.com/office/2006/metadata/properties" xmlns:xsi="http://www.w3.org/2001/XMLSchema-instance" xmlns:pc="http://schemas.microsoft.com/office/infopath/2007/PartnerControls">
+  <documentManagement>
+    <ReferenceId xmlns="60ad87aa-3c79-40a9-910c-b89645f4cdc3" xsi:nil="true"/>
+  </documentManagement>
+</p:properties>
 </file>
 
 <file path=customXml/item2.xml><?xml version="1.0" encoding="utf-8"?>
@@ -13041,11 +13049,12 @@
 </file>
 
 <file path=customXml/item3.xml><?xml version="1.0" encoding="utf-8"?>
-<p:properties xmlns:p="http://schemas.microsoft.com/office/2006/metadata/properties" xmlns:xsi="http://www.w3.org/2001/XMLSchema-instance" xmlns:pc="http://schemas.microsoft.com/office/infopath/2007/PartnerControls">
-  <documentManagement>
-    <ReferenceId xmlns="60ad87aa-3c79-40a9-910c-b89645f4cdc3" xsi:nil="true"/>
-  </documentManagement>
-</p:properties>
+<?mso-contentType ?>
+<FormTemplates xmlns="http://schemas.microsoft.com/sharepoint/v3/contenttype/forms">
+  <Display>DocumentLibraryForm</Display>
+  <Edit>DocumentLibraryForm</Edit>
+  <New>DocumentLibraryForm</New>
+</FormTemplates>
 </file>
 
 <file path=customXml/item4.xml><?xml version="1.0" encoding="utf-8"?>
@@ -13053,9 +13062,17 @@
 </file>
 
 <file path=customXml/itemProps1.xml><?xml version="1.0" encoding="utf-8"?>
-<ds:datastoreItem xmlns:ds="http://schemas.openxmlformats.org/officeDocument/2006/customXml" ds:itemID="{3C8902AA-06E7-4001-B7EF-B8717022A5C7}">
+<ds:datastoreItem xmlns:ds="http://schemas.openxmlformats.org/officeDocument/2006/customXml" ds:itemID="{C2FA8AE6-B29A-4A0D-A863-C603E441048B}">
   <ds:schemaRefs>
-    <ds:schemaRef ds:uri="http://schemas.microsoft.com/sharepoint/v3/contenttype/forms"/>
+    <ds:schemaRef ds:uri="http://schemas.openxmlformats.org/package/2006/metadata/core-properties"/>
+    <ds:schemaRef ds:uri="http://schemas.microsoft.com/office/2006/documentManagement/types"/>
+    <ds:schemaRef ds:uri="http://schemas.microsoft.com/office/infopath/2007/PartnerControls"/>
+    <ds:schemaRef ds:uri="http://purl.org/dc/elements/1.1/"/>
+    <ds:schemaRef ds:uri="http://schemas.microsoft.com/office/2006/metadata/properties"/>
+    <ds:schemaRef ds:uri="http://purl.org/dc/terms/"/>
+    <ds:schemaRef ds:uri="60ad87aa-3c79-40a9-910c-b89645f4cdc3"/>
+    <ds:schemaRef ds:uri="http://www.w3.org/XML/1998/namespace"/>
+    <ds:schemaRef ds:uri="http://purl.org/dc/dcmitype/"/>
   </ds:schemaRefs>
 </ds:datastoreItem>
 </file>
@@ -13079,23 +13096,15 @@
 </file>
 
 <file path=customXml/itemProps3.xml><?xml version="1.0" encoding="utf-8"?>
-<ds:datastoreItem xmlns:ds="http://schemas.openxmlformats.org/officeDocument/2006/customXml" ds:itemID="{C2FA8AE6-B29A-4A0D-A863-C603E441048B}">
+<ds:datastoreItem xmlns:ds="http://schemas.openxmlformats.org/officeDocument/2006/customXml" ds:itemID="{3C8902AA-06E7-4001-B7EF-B8717022A5C7}">
   <ds:schemaRefs>
-    <ds:schemaRef ds:uri="http://schemas.openxmlformats.org/package/2006/metadata/core-properties"/>
-    <ds:schemaRef ds:uri="http://schemas.microsoft.com/office/2006/documentManagement/types"/>
-    <ds:schemaRef ds:uri="http://schemas.microsoft.com/office/infopath/2007/PartnerControls"/>
-    <ds:schemaRef ds:uri="http://purl.org/dc/elements/1.1/"/>
-    <ds:schemaRef ds:uri="http://schemas.microsoft.com/office/2006/metadata/properties"/>
-    <ds:schemaRef ds:uri="http://purl.org/dc/terms/"/>
-    <ds:schemaRef ds:uri="60ad87aa-3c79-40a9-910c-b89645f4cdc3"/>
-    <ds:schemaRef ds:uri="http://www.w3.org/XML/1998/namespace"/>
-    <ds:schemaRef ds:uri="http://purl.org/dc/dcmitype/"/>
+    <ds:schemaRef ds:uri="http://schemas.microsoft.com/sharepoint/v3/contenttype/forms"/>
   </ds:schemaRefs>
 </ds:datastoreItem>
 </file>
 
 <file path=customXml/itemProps4.xml><?xml version="1.0" encoding="utf-8"?>
-<ds:datastoreItem xmlns:ds="http://schemas.openxmlformats.org/officeDocument/2006/customXml" ds:itemID="{D2DDCA7D-2C74-415A-B9B6-428418E4D8A6}">
+<ds:datastoreItem xmlns:ds="http://schemas.openxmlformats.org/officeDocument/2006/customXml" ds:itemID="{52483910-2E3B-4310-8AC3-D775B2FD453E}">
   <ds:schemaRefs>
     <ds:schemaRef ds:uri="http://schemas.openxmlformats.org/officeDocument/2006/bibliography"/>
   </ds:schemaRefs>
